--- a/reporte/productos_formales/Producto_01_Plan_de_Trabajo.docx
+++ b/reporte/productos_formales/Producto_01_Plan_de_Trabajo.docx
@@ -302,7 +302,7 @@
             </w:rPr>
             <w:fldChar w:fldCharType="separate"/>
           </w:r>
-          <w:hyperlink w:anchor="__RefHeading___Toc1323_2401388243">
+          <w:hyperlink w:anchor="__RefHeading___Toc1323_1895474408">
             <w:r>
               <w:rPr>
                 <w:rStyle w:val="IndexLink"/>
@@ -322,7 +322,7 @@
             </w:tabs>
             <w:rPr/>
           </w:pPr>
-          <w:hyperlink w:anchor="__RefHeading___Toc1325_2401388243">
+          <w:hyperlink w:anchor="__RefHeading___Toc1325_1895474408">
             <w:r>
               <w:rPr>
                 <w:rStyle w:val="IndexLink"/>
@@ -342,14 +342,14 @@
             </w:tabs>
             <w:rPr/>
           </w:pPr>
-          <w:hyperlink w:anchor="__RefHeading___Toc1327_2401388243">
+          <w:hyperlink w:anchor="__RefHeading___Toc1327_1895474408">
             <w:r>
               <w:rPr>
                 <w:rStyle w:val="IndexLink"/>
               </w:rPr>
               <w:t>Glosario</w:t>
               <w:tab/>
-              <w:t>3</w:t>
+              <w:t>2</w:t>
             </w:r>
           </w:hyperlink>
         </w:p>
@@ -362,7 +362,7 @@
             </w:tabs>
             <w:rPr/>
           </w:pPr>
-          <w:hyperlink w:anchor="__RefHeading___Toc1329_2401388243">
+          <w:hyperlink w:anchor="__RefHeading___Toc1329_1895474408">
             <w:r>
               <w:rPr>
                 <w:rStyle w:val="IndexLink"/>
@@ -382,7 +382,7 @@
             </w:tabs>
             <w:rPr/>
           </w:pPr>
-          <w:hyperlink w:anchor="__RefHeading___Toc1331_2401388243">
+          <w:hyperlink w:anchor="__RefHeading___Toc1331_1895474408">
             <w:r>
               <w:rPr>
                 <w:rStyle w:val="IndexLink"/>
@@ -402,7 +402,7 @@
             </w:tabs>
             <w:rPr/>
           </w:pPr>
-          <w:hyperlink w:anchor="__RefHeading___Toc1333_2401388243">
+          <w:hyperlink w:anchor="__RefHeading___Toc1333_1895474408">
             <w:r>
               <w:rPr>
                 <w:rStyle w:val="IndexLink"/>
@@ -422,7 +422,7 @@
             </w:tabs>
             <w:rPr/>
           </w:pPr>
-          <w:hyperlink w:anchor="__RefHeading___Toc1335_2401388243">
+          <w:hyperlink w:anchor="__RefHeading___Toc1335_1895474408">
             <w:r>
               <w:rPr>
                 <w:rStyle w:val="IndexLink"/>
@@ -442,7 +442,7 @@
             </w:tabs>
             <w:rPr/>
           </w:pPr>
-          <w:hyperlink w:anchor="__RefHeading___Toc1337_2401388243">
+          <w:hyperlink w:anchor="__RefHeading___Toc1337_1895474408">
             <w:r>
               <w:rPr>
                 <w:rStyle w:val="IndexLink"/>
@@ -462,7 +462,7 @@
             </w:tabs>
             <w:rPr/>
           </w:pPr>
-          <w:hyperlink w:anchor="__RefHeading___Toc1339_2401388243">
+          <w:hyperlink w:anchor="__RefHeading___Toc1339_1895474408">
             <w:r>
               <w:rPr>
                 <w:rStyle w:val="IndexLink"/>
@@ -482,7 +482,7 @@
             </w:tabs>
             <w:rPr/>
           </w:pPr>
-          <w:hyperlink w:anchor="__RefHeading___Toc1341_2401388243">
+          <w:hyperlink w:anchor="__RefHeading___Toc1341_1895474408">
             <w:r>
               <w:rPr>
                 <w:rStyle w:val="IndexLink"/>
@@ -502,7 +502,7 @@
             </w:tabs>
             <w:rPr/>
           </w:pPr>
-          <w:hyperlink w:anchor="__RefHeading___Toc1343_2401388243">
+          <w:hyperlink w:anchor="__RefHeading___Toc1343_1895474408">
             <w:r>
               <w:rPr>
                 <w:rStyle w:val="IndexLink"/>
@@ -522,7 +522,7 @@
             </w:tabs>
             <w:rPr/>
           </w:pPr>
-          <w:hyperlink w:anchor="__RefHeading___Toc1345_2401388243">
+          <w:hyperlink w:anchor="__RefHeading___Toc1345_1895474408">
             <w:r>
               <w:rPr>
                 <w:rStyle w:val="IndexLink"/>
@@ -542,7 +542,7 @@
             </w:tabs>
             <w:rPr/>
           </w:pPr>
-          <w:hyperlink w:anchor="__RefHeading___Toc1347_2401388243">
+          <w:hyperlink w:anchor="__RefHeading___Toc1347_1895474408">
             <w:r>
               <w:rPr>
                 <w:rStyle w:val="IndexLink"/>
@@ -562,7 +562,7 @@
             </w:tabs>
             <w:rPr/>
           </w:pPr>
-          <w:hyperlink w:anchor="__RefHeading___Toc1349_2401388243">
+          <w:hyperlink w:anchor="__RefHeading___Toc1349_1895474408">
             <w:r>
               <w:rPr>
                 <w:rStyle w:val="IndexLink"/>
@@ -582,7 +582,7 @@
             </w:tabs>
             <w:rPr/>
           </w:pPr>
-          <w:hyperlink w:anchor="__RefHeading___Toc1351_2401388243">
+          <w:hyperlink w:anchor="__RefHeading___Toc1351_1895474408">
             <w:r>
               <w:rPr>
                 <w:rStyle w:val="IndexLink"/>
@@ -602,7 +602,7 @@
             </w:tabs>
             <w:rPr/>
           </w:pPr>
-          <w:hyperlink w:anchor="__RefHeading___Toc1353_2401388243">
+          <w:hyperlink w:anchor="__RefHeading___Toc1353_1895474408">
             <w:r>
               <w:rPr>
                 <w:rStyle w:val="IndexLink"/>
@@ -642,11 +642,11 @@
         <w:spacing w:lineRule="exact" w:line="240" w:before="240" w:after="120"/>
         <w:rPr/>
       </w:pPr>
-      <w:bookmarkStart w:id="0" w:name="__RefHeading___Toc1323_2401388243"/>
+      <w:bookmarkStart w:id="0" w:name="__RefHeading___Toc1323_1895474408"/>
       <w:bookmarkEnd w:id="0"/>
       <w:r>
         <w:rPr>
-          <w:rFonts w:eastAsia="Arial" w:cs="Arial" w:ascii="Arial" w:hAnsi="Arial"/>
+          <w:rFonts w:eastAsia="Arial" w:cs="Arial"/>
           <w:b/>
           <w:bCs/>
           <w:color w:val="000000"/>
@@ -716,11 +716,11 @@
         <w:spacing w:lineRule="exact" w:line="240" w:before="240" w:after="120"/>
         <w:rPr/>
       </w:pPr>
-      <w:bookmarkStart w:id="1" w:name="__RefHeading___Toc1325_2401388243"/>
+      <w:bookmarkStart w:id="1" w:name="__RefHeading___Toc1325_1895474408"/>
       <w:bookmarkEnd w:id="1"/>
       <w:r>
         <w:rPr>
-          <w:rFonts w:eastAsia="Arial" w:cs="Arial" w:ascii="Arial" w:hAnsi="Arial"/>
+          <w:rFonts w:eastAsia="Arial" w:cs="Arial"/>
           <w:b/>
           <w:bCs/>
           <w:color w:val="000000"/>
@@ -2030,11 +2030,11 @@
         <w:spacing w:lineRule="exact" w:line="240" w:before="240" w:after="120"/>
         <w:rPr/>
       </w:pPr>
-      <w:bookmarkStart w:id="2" w:name="__RefHeading___Toc1327_2401388243"/>
+      <w:bookmarkStart w:id="2" w:name="__RefHeading___Toc1327_1895474408"/>
       <w:bookmarkEnd w:id="2"/>
       <w:r>
         <w:rPr>
-          <w:rFonts w:eastAsia="Arial" w:cs="Arial" w:ascii="Arial" w:hAnsi="Arial"/>
+          <w:rFonts w:eastAsia="Arial" w:cs="Arial"/>
           <w:b/>
           <w:bCs/>
           <w:color w:val="000000"/>
@@ -2607,11 +2607,11 @@
         <w:spacing w:lineRule="exact" w:line="240" w:before="240" w:after="120"/>
         <w:rPr/>
       </w:pPr>
-      <w:bookmarkStart w:id="3" w:name="__RefHeading___Toc1329_2401388243"/>
+      <w:bookmarkStart w:id="3" w:name="__RefHeading___Toc1329_1895474408"/>
       <w:bookmarkEnd w:id="3"/>
       <w:r>
         <w:rPr>
-          <w:rFonts w:eastAsia="Arial" w:cs="Arial" w:ascii="Arial" w:hAnsi="Arial"/>
+          <w:rFonts w:eastAsia="Arial" w:cs="Arial"/>
           <w:b/>
           <w:bCs/>
           <w:color w:val="000000"/>
@@ -2645,11 +2645,11 @@
         <w:spacing w:lineRule="exact" w:line="240" w:before="240" w:after="120"/>
         <w:rPr/>
       </w:pPr>
-      <w:bookmarkStart w:id="4" w:name="__RefHeading___Toc1331_2401388243"/>
+      <w:bookmarkStart w:id="4" w:name="__RefHeading___Toc1331_1895474408"/>
       <w:bookmarkEnd w:id="4"/>
       <w:r>
         <w:rPr>
-          <w:rFonts w:eastAsia="Arial" w:cs="Arial" w:ascii="Arial" w:hAnsi="Arial"/>
+          <w:rFonts w:eastAsia="Arial" w:cs="Arial"/>
           <w:b/>
           <w:bCs/>
           <w:color w:val="000000"/>
@@ -2683,11 +2683,11 @@
         <w:spacing w:lineRule="exact" w:line="240" w:before="240" w:after="120"/>
         <w:rPr/>
       </w:pPr>
-      <w:bookmarkStart w:id="5" w:name="__RefHeading___Toc1333_2401388243"/>
+      <w:bookmarkStart w:id="5" w:name="__RefHeading___Toc1333_1895474408"/>
       <w:bookmarkEnd w:id="5"/>
       <w:r>
         <w:rPr>
-          <w:rFonts w:eastAsia="Arial" w:cs="Arial" w:ascii="Arial" w:hAnsi="Arial"/>
+          <w:rFonts w:eastAsia="Arial" w:cs="Arial"/>
           <w:b/>
           <w:bCs/>
           <w:color w:val="000000"/>
@@ -3530,11 +3530,11 @@
         <w:spacing w:lineRule="exact" w:line="240" w:before="240" w:after="120"/>
         <w:rPr/>
       </w:pPr>
-      <w:bookmarkStart w:id="6" w:name="__RefHeading___Toc1335_2401388243"/>
+      <w:bookmarkStart w:id="6" w:name="__RefHeading___Toc1335_1895474408"/>
       <w:bookmarkEnd w:id="6"/>
       <w:r>
         <w:rPr>
-          <w:rFonts w:eastAsia="Arial" w:cs="Arial" w:ascii="Arial" w:hAnsi="Arial"/>
+          <w:rFonts w:eastAsia="Arial" w:cs="Arial"/>
           <w:b/>
           <w:bCs/>
           <w:color w:val="000000"/>
@@ -4127,11 +4127,11 @@
         <w:spacing w:lineRule="exact" w:line="240" w:before="240" w:after="120"/>
         <w:rPr/>
       </w:pPr>
-      <w:bookmarkStart w:id="7" w:name="__RefHeading___Toc1337_2401388243"/>
+      <w:bookmarkStart w:id="7" w:name="__RefHeading___Toc1337_1895474408"/>
       <w:bookmarkEnd w:id="7"/>
       <w:r>
         <w:rPr>
-          <w:rFonts w:eastAsia="Arial" w:cs="Arial" w:ascii="Arial" w:hAnsi="Arial"/>
+          <w:rFonts w:eastAsia="Arial" w:cs="Arial"/>
           <w:b/>
           <w:bCs/>
           <w:color w:val="000000"/>
@@ -4742,11 +4742,11 @@
         <w:spacing w:lineRule="exact" w:line="240" w:before="240" w:after="120"/>
         <w:rPr/>
       </w:pPr>
-      <w:bookmarkStart w:id="8" w:name="__RefHeading___Toc1339_2401388243"/>
+      <w:bookmarkStart w:id="8" w:name="__RefHeading___Toc1339_1895474408"/>
       <w:bookmarkEnd w:id="8"/>
       <w:r>
         <w:rPr>
-          <w:rFonts w:eastAsia="Arial" w:cs="Arial" w:ascii="Arial" w:hAnsi="Arial"/>
+          <w:rFonts w:eastAsia="Arial" w:cs="Arial"/>
           <w:b/>
           <w:bCs/>
           <w:color w:val="000000"/>
@@ -4899,14 +4899,13 @@
     <w:p>
       <w:pPr>
         <w:pStyle w:val="Heading1"/>
-        <w:spacing w:lineRule="auto" w:line="240" w:before="0" w:after="60"/>
+        <w:spacing w:lineRule="auto" w:line="240" w:before="240" w:after="60"/>
         <w:rPr/>
       </w:pPr>
-      <w:bookmarkStart w:id="9" w:name="__RefHeading___Toc1341_2401388243"/>
+      <w:bookmarkStart w:id="9" w:name="__RefHeading___Toc1341_1895474408"/>
       <w:bookmarkEnd w:id="9"/>
       <w:r>
         <w:rPr>
-          <w:rFonts w:ascii="Arial" w:hAnsi="Arial"/>
           <w:b/>
           <w:sz w:val="22"/>
         </w:rPr>
@@ -4930,14 +4929,13 @@
     <w:p>
       <w:pPr>
         <w:pStyle w:val="Heading2"/>
-        <w:spacing w:lineRule="auto" w:line="240" w:before="0" w:after="60"/>
+        <w:spacing w:lineRule="auto" w:line="240" w:before="180" w:after="60"/>
         <w:rPr/>
       </w:pPr>
-      <w:bookmarkStart w:id="10" w:name="__RefHeading___Toc1343_2401388243"/>
+      <w:bookmarkStart w:id="10" w:name="__RefHeading___Toc1343_1895474408"/>
       <w:bookmarkEnd w:id="10"/>
       <w:r>
         <w:rPr>
-          <w:rFonts w:ascii="Arial" w:hAnsi="Arial"/>
           <w:b/>
           <w:sz w:val="22"/>
         </w:rPr>
@@ -5494,14 +5492,13 @@
     <w:p>
       <w:pPr>
         <w:pStyle w:val="Heading2"/>
-        <w:spacing w:lineRule="auto" w:line="240" w:before="0" w:after="60"/>
+        <w:spacing w:lineRule="auto" w:line="240" w:before="180" w:after="60"/>
         <w:rPr/>
       </w:pPr>
-      <w:bookmarkStart w:id="11" w:name="__RefHeading___Toc1345_2401388243"/>
+      <w:bookmarkStart w:id="11" w:name="__RefHeading___Toc1345_1895474408"/>
       <w:bookmarkEnd w:id="11"/>
       <w:r>
         <w:rPr>
-          <w:rFonts w:ascii="Arial" w:hAnsi="Arial"/>
           <w:b/>
           <w:sz w:val="22"/>
         </w:rPr>
@@ -5559,14 +5556,13 @@
     <w:p>
       <w:pPr>
         <w:pStyle w:val="Heading2"/>
-        <w:spacing w:lineRule="auto" w:line="240" w:before="0" w:after="60"/>
+        <w:spacing w:lineRule="auto" w:line="240" w:before="180" w:after="60"/>
         <w:rPr/>
       </w:pPr>
-      <w:bookmarkStart w:id="12" w:name="__RefHeading___Toc1347_2401388243"/>
+      <w:bookmarkStart w:id="12" w:name="__RefHeading___Toc1347_1895474408"/>
       <w:bookmarkEnd w:id="12"/>
       <w:r>
         <w:rPr>
-          <w:rFonts w:ascii="Arial" w:hAnsi="Arial"/>
           <w:b/>
           <w:sz w:val="22"/>
         </w:rPr>
@@ -5624,14 +5620,13 @@
     <w:p>
       <w:pPr>
         <w:pStyle w:val="Heading2"/>
-        <w:spacing w:lineRule="auto" w:line="240" w:before="0" w:after="60"/>
+        <w:spacing w:lineRule="auto" w:line="240" w:before="180" w:after="60"/>
         <w:rPr/>
       </w:pPr>
-      <w:bookmarkStart w:id="13" w:name="__RefHeading___Toc1349_2401388243"/>
+      <w:bookmarkStart w:id="13" w:name="__RefHeading___Toc1349_1895474408"/>
       <w:bookmarkEnd w:id="13"/>
       <w:r>
         <w:rPr>
-          <w:rFonts w:ascii="Arial" w:hAnsi="Arial"/>
           <w:b/>
           <w:sz w:val="22"/>
         </w:rPr>
@@ -5669,14 +5664,13 @@
     <w:p>
       <w:pPr>
         <w:pStyle w:val="Heading2"/>
-        <w:spacing w:lineRule="auto" w:line="240" w:before="0" w:after="60"/>
+        <w:spacing w:lineRule="auto" w:line="240" w:before="180" w:after="60"/>
         <w:rPr/>
       </w:pPr>
-      <w:bookmarkStart w:id="14" w:name="__RefHeading___Toc1351_2401388243"/>
+      <w:bookmarkStart w:id="14" w:name="__RefHeading___Toc1351_1895474408"/>
       <w:bookmarkEnd w:id="14"/>
       <w:r>
         <w:rPr>
-          <w:rFonts w:ascii="Arial" w:hAnsi="Arial"/>
           <w:b/>
           <w:sz w:val="22"/>
         </w:rPr>
@@ -5703,11 +5697,11 @@
         <w:spacing w:lineRule="exact" w:line="240" w:before="240" w:after="120"/>
         <w:rPr/>
       </w:pPr>
-      <w:bookmarkStart w:id="15" w:name="__RefHeading___Toc1353_2401388243"/>
+      <w:bookmarkStart w:id="15" w:name="__RefHeading___Toc1353_1895474408"/>
       <w:bookmarkEnd w:id="15"/>
       <w:r>
         <w:rPr>
-          <w:rFonts w:eastAsia="Arial" w:cs="Arial" w:ascii="Arial" w:hAnsi="Arial"/>
+          <w:rFonts w:eastAsia="Arial" w:cs="Arial"/>
           <w:b/>
           <w:bCs/>
           <w:color w:val="000000"/>
@@ -6312,7 +6306,7 @@
       </w:pPr>
     </w:pPrDefault>
   </w:docDefaults>
-  <w:style w:type="paragraph" w:styleId="Normal">
+  <w:style w:type="paragraph" w:styleId="Normal" w:default="1">
     <w:name w:val="Normal"/>
     <w:qFormat/>
     <w:pPr>
@@ -6332,7 +6326,8 @@
   </w:style>
   <w:style w:type="paragraph" w:styleId="Heading1">
     <w:name w:val="Heading 1"/>
-    <w:basedOn w:val="Heading"/>
+    <w:basedOn w:val="Normal"/>
+    <w:next w:val="Normal"/>
     <w:qFormat/>
     <w:pPr>
       <w:spacing w:lineRule="exact" w:line="240" w:before="240" w:after="120"/>
@@ -6349,7 +6344,8 @@
   </w:style>
   <w:style w:type="paragraph" w:styleId="Heading2">
     <w:name w:val="Heading 2"/>
-    <w:basedOn w:val="Heading"/>
+    <w:basedOn w:val="Normal"/>
+    <w:next w:val="Normal"/>
     <w:qFormat/>
     <w:pPr>
       <w:spacing w:lineRule="exact" w:line="240" w:before="180" w:after="80"/>
@@ -6366,7 +6362,8 @@
   </w:style>
   <w:style w:type="paragraph" w:styleId="Heading3">
     <w:name w:val="Heading 3"/>
-    <w:basedOn w:val="Heading"/>
+    <w:basedOn w:val="Normal"/>
+    <w:next w:val="Normal"/>
     <w:qFormat/>
     <w:pPr/>
     <w:rPr>
@@ -6377,7 +6374,8 @@
   </w:style>
   <w:style w:type="paragraph" w:styleId="Heading4">
     <w:name w:val="Heading 4"/>
-    <w:basedOn w:val="Heading"/>
+    <w:basedOn w:val="Normal"/>
+    <w:next w:val="Normal"/>
     <w:qFormat/>
     <w:pPr/>
     <w:rPr>
@@ -6388,7 +6386,8 @@
   </w:style>
   <w:style w:type="paragraph" w:styleId="Heading5">
     <w:name w:val="Heading 5"/>
-    <w:basedOn w:val="Heading"/>
+    <w:basedOn w:val="Normal"/>
+    <w:next w:val="Normal"/>
     <w:qFormat/>
     <w:pPr/>
     <w:rPr>
@@ -6397,7 +6396,8 @@
   </w:style>
   <w:style w:type="paragraph" w:styleId="Heading6">
     <w:name w:val="Heading 6"/>
-    <w:basedOn w:val="Heading"/>
+    <w:basedOn w:val="Normal"/>
+    <w:next w:val="Normal"/>
     <w:qFormat/>
     <w:pPr/>
     <w:rPr>
@@ -6534,7 +6534,8 @@
   </w:style>
   <w:style w:type="paragraph" w:styleId="Title">
     <w:name w:val="Title"/>
-    <w:basedOn w:val="Heading"/>
+    <w:basedOn w:val="Normal"/>
+    <w:next w:val="Normal"/>
     <w:qFormat/>
     <w:pPr/>
     <w:rPr>
@@ -6544,41 +6545,21 @@
   </w:style>
   <w:style w:type="paragraph" w:styleId="StrongEmphasis">
     <w:name w:val="Strong Emphasis"/>
+    <w:basedOn w:val="Normal"/>
+    <w:next w:val="Normal"/>
     <w:qFormat/>
-    <w:pPr>
-      <w:widowControl/>
-      <w:bidi w:val="0"/>
-      <w:spacing w:before="0" w:after="0"/>
-      <w:jc w:val="left"/>
-    </w:pPr>
+    <w:pPr/>
     <w:rPr>
-      <w:rFonts w:ascii="Arial" w:hAnsi="Arial" w:eastAsia="Arial" w:cs="Arial"/>
       <w:b/>
       <w:bCs/>
-      <w:color w:val="000000"/>
-      <w:kern w:val="0"/>
-      <w:sz w:val="22"/>
-      <w:szCs w:val="22"/>
-      <w:lang w:val="en-US" w:eastAsia="zh-CN" w:bidi="hi-IN"/>
     </w:rPr>
   </w:style>
   <w:style w:type="paragraph" w:styleId="ListParagraph">
     <w:name w:val="List Paragraph"/>
+    <w:basedOn w:val="Normal"/>
     <w:qFormat/>
-    <w:pPr>
-      <w:widowControl/>
-      <w:bidi w:val="0"/>
-      <w:spacing w:before="0" w:after="0"/>
-      <w:jc w:val="left"/>
-    </w:pPr>
-    <w:rPr>
-      <w:rFonts w:ascii="Arial" w:hAnsi="Arial" w:eastAsia="Arial" w:cs="Arial"/>
-      <w:color w:val="000000"/>
-      <w:kern w:val="0"/>
-      <w:sz w:val="22"/>
-      <w:szCs w:val="22"/>
-      <w:lang w:val="en-US" w:eastAsia="zh-CN" w:bidi="hi-IN"/>
-    </w:rPr>
+    <w:pPr/>
+    <w:rPr/>
   </w:style>
   <w:style w:type="paragraph" w:styleId="FootnoteText">
     <w:name w:val="Footnote Text"/>
@@ -6928,13 +6909,27 @@
       <w:szCs w:val="22"/>
     </w:rPr>
   </w:style>
+  <w:style w:type="table" w:default="1" w:styleId="TableNormal">
+    <w:name w:val="Normal Table"/>
+    <w:uiPriority w:val="99"/>
+    <w:semiHidden/>
+    <w:unhideWhenUsed/>
+    <w:tblPr>
+      <w:tblCellMar>
+        <w:top w:w="0" w:type="dxa"/>
+        <w:left w:w="108" w:type="dxa"/>
+        <w:bottom w:w="0" w:type="dxa"/>
+        <w:right w:w="108" w:type="dxa"/>
+      </w:tblCellMar>
+    </w:tblPr>
+  </w:style>
 </w:styles>
 </file>
 
 <file path=word/theme/theme1.xml><?xml version="1.0" encoding="utf-8"?>
-<a:theme xmlns:a="http://schemas.openxmlformats.org/drawingml/2006/main" xmlns:r="http://schemas.openxmlformats.org/officeDocument/2006/relationships" name="Office">
+<a:theme xmlns:a="http://schemas.openxmlformats.org/drawingml/2006/main" xmlns:r="http://schemas.openxmlformats.org/officeDocument/2006/relationships" name="Office Theme">
   <a:themeElements>
-    <a:clrScheme name="LibreOffice">
+    <a:clrScheme name="Office">
       <a:dk1>
         <a:srgbClr val="000000"/>
       </a:dk1>
@@ -6942,46 +6937,46 @@
         <a:srgbClr val="ffffff"/>
       </a:lt1>
       <a:dk2>
-        <a:srgbClr val="000000"/>
+        <a:srgbClr val="44546a"/>
       </a:dk2>
       <a:lt2>
-        <a:srgbClr val="ffffff"/>
+        <a:srgbClr val="e7e6e6"/>
       </a:lt2>
       <a:accent1>
-        <a:srgbClr val="18a303"/>
+        <a:srgbClr val="4472c4"/>
       </a:accent1>
       <a:accent2>
-        <a:srgbClr val="0369a3"/>
+        <a:srgbClr val="ed7d31"/>
       </a:accent2>
       <a:accent3>
-        <a:srgbClr val="a33e03"/>
+        <a:srgbClr val="a5a5a5"/>
       </a:accent3>
       <a:accent4>
-        <a:srgbClr val="8e03a3"/>
+        <a:srgbClr val="ffc000"/>
       </a:accent4>
       <a:accent5>
-        <a:srgbClr val="c99c00"/>
+        <a:srgbClr val="5b9bd5"/>
       </a:accent5>
       <a:accent6>
-        <a:srgbClr val="c9211e"/>
+        <a:srgbClr val="70ad47"/>
       </a:accent6>
       <a:hlink>
-        <a:srgbClr val="0000ee"/>
+        <a:srgbClr val="0563c1"/>
       </a:hlink>
       <a:folHlink>
-        <a:srgbClr val="551a8b"/>
+        <a:srgbClr val="954f72"/>
       </a:folHlink>
     </a:clrScheme>
     <a:fontScheme name="Office">
       <a:majorFont>
-        <a:latin typeface="Arial" pitchFamily="0" charset="1"/>
-        <a:ea typeface="DejaVu Sans" pitchFamily="0" charset="1"/>
-        <a:cs typeface="DejaVu Sans" pitchFamily="0" charset="1"/>
+        <a:latin typeface="Calibri Light" panose="020F0302020204030204" pitchFamily="0" charset="1"/>
+        <a:ea typeface=""/>
+        <a:cs typeface=""/>
       </a:majorFont>
       <a:minorFont>
-        <a:latin typeface="Arial" pitchFamily="0" charset="1"/>
-        <a:ea typeface="DejaVu Sans" pitchFamily="0" charset="1"/>
-        <a:cs typeface="DejaVu Sans" pitchFamily="0" charset="1"/>
+        <a:latin typeface="Calibri" panose="020F0502020204030204" pitchFamily="0" charset="1"/>
+        <a:ea typeface=""/>
+        <a:cs typeface=""/>
       </a:minorFont>
     </a:fontScheme>
     <a:fmtScheme>
@@ -6989,25 +6984,67 @@
         <a:solidFill>
           <a:schemeClr val="phClr"/>
         </a:solidFill>
-        <a:solidFill>
-          <a:schemeClr val="phClr"/>
-        </a:solidFill>
-        <a:solidFill>
-          <a:schemeClr val="phClr"/>
-        </a:solidFill>
+        <a:gradFill>
+          <a:gsLst>
+            <a:gs pos="0">
+              <a:schemeClr val="phClr">
+                <a:lumMod val="110000"/>
+                <a:tint val="67000"/>
+              </a:schemeClr>
+            </a:gs>
+            <a:gs pos="50000">
+              <a:schemeClr val="phClr">
+                <a:lumMod val="105000"/>
+                <a:tint val="73000"/>
+              </a:schemeClr>
+            </a:gs>
+            <a:gs pos="100000">
+              <a:schemeClr val="phClr">
+                <a:lumMod val="105000"/>
+                <a:tint val="81000"/>
+              </a:schemeClr>
+            </a:gs>
+          </a:gsLst>
+          <a:lin ang="5400000" scaled="0"/>
+          <a:tileRect l="0" t="0" r="0" b="0"/>
+        </a:gradFill>
+        <a:gradFill>
+          <a:gsLst>
+            <a:gs pos="0">
+              <a:schemeClr val="phClr">
+                <a:lumMod val="102000"/>
+                <a:tint val="94000"/>
+              </a:schemeClr>
+            </a:gs>
+            <a:gs pos="50000">
+              <a:schemeClr val="phClr">
+                <a:lumMod val="100000"/>
+                <a:shade val="100000"/>
+              </a:schemeClr>
+            </a:gs>
+            <a:gs pos="100000">
+              <a:schemeClr val="phClr">
+                <a:lumMod val="99000"/>
+                <a:shade val="78000"/>
+              </a:schemeClr>
+            </a:gs>
+          </a:gsLst>
+          <a:lin ang="5400000" scaled="0"/>
+          <a:tileRect l="0" t="0" r="0" b="0"/>
+        </a:gradFill>
       </a:fillStyleLst>
       <a:lnStyleLst>
         <a:ln w="6350" cap="flat" cmpd="sng" algn="ctr">
           <a:prstDash val="solid"/>
-          <a:miter/>
+          <a:miter lim="800000"/>
         </a:ln>
-        <a:ln w="6350" cap="flat" cmpd="sng" algn="ctr">
+        <a:ln w="12700" cap="flat" cmpd="sng" algn="ctr">
           <a:prstDash val="solid"/>
-          <a:miter/>
+          <a:miter lim="800000"/>
         </a:ln>
-        <a:ln w="6350" cap="flat" cmpd="sng" algn="ctr">
+        <a:ln w="19050" cap="flat" cmpd="sng" algn="ctr">
           <a:prstDash val="solid"/>
-          <a:miter/>
+          <a:miter lim="800000"/>
         </a:ln>
       </a:lnStyleLst>
       <a:effectStyleLst>
@@ -7026,11 +7063,35 @@
           <a:schemeClr val="phClr"/>
         </a:solidFill>
         <a:solidFill>
-          <a:schemeClr val="phClr"/>
+          <a:schemeClr val="phClr">
+            <a:tint val="95000"/>
+          </a:schemeClr>
         </a:solidFill>
-        <a:solidFill>
-          <a:schemeClr val="phClr"/>
-        </a:solidFill>
+        <a:gradFill>
+          <a:gsLst>
+            <a:gs pos="0">
+              <a:schemeClr val="phClr">
+                <a:tint val="93000"/>
+                <a:shade val="98000"/>
+                <a:lumMod val="102000"/>
+              </a:schemeClr>
+            </a:gs>
+            <a:gs pos="50000">
+              <a:schemeClr val="phClr">
+                <a:tint val="98000"/>
+                <a:shade val="90000"/>
+                <a:lumMod val="103000"/>
+              </a:schemeClr>
+            </a:gs>
+            <a:gs pos="100000">
+              <a:schemeClr val="phClr">
+                <a:shade val="63000"/>
+              </a:schemeClr>
+            </a:gs>
+          </a:gsLst>
+          <a:lin ang="5400000" scaled="0"/>
+          <a:tileRect l="0" t="0" r="0" b="0"/>
+        </a:gradFill>
       </a:bgFillStyleLst>
     </a:fmtScheme>
   </a:themeElements>

--- a/reporte/productos_formales/Producto_01_Plan_de_Trabajo.docx
+++ b/reporte/productos_formales/Producto_01_Plan_de_Trabajo.docx
@@ -302,7 +302,7 @@
             </w:rPr>
             <w:fldChar w:fldCharType="separate"/>
           </w:r>
-          <w:hyperlink w:anchor="__RefHeading___Toc1323_1895474408">
+          <w:hyperlink w:anchor="__RefHeading___Toc1323_3839441660">
             <w:r>
               <w:rPr>
                 <w:rStyle w:val="IndexLink"/>
@@ -322,7 +322,7 @@
             </w:tabs>
             <w:rPr/>
           </w:pPr>
-          <w:hyperlink w:anchor="__RefHeading___Toc1325_1895474408">
+          <w:hyperlink w:anchor="__RefHeading___Toc1325_3839441660">
             <w:r>
               <w:rPr>
                 <w:rStyle w:val="IndexLink"/>
@@ -342,7 +342,7 @@
             </w:tabs>
             <w:rPr/>
           </w:pPr>
-          <w:hyperlink w:anchor="__RefHeading___Toc1327_1895474408">
+          <w:hyperlink w:anchor="__RefHeading___Toc1327_3839441660">
             <w:r>
               <w:rPr>
                 <w:rStyle w:val="IndexLink"/>
@@ -362,7 +362,7 @@
             </w:tabs>
             <w:rPr/>
           </w:pPr>
-          <w:hyperlink w:anchor="__RefHeading___Toc1329_1895474408">
+          <w:hyperlink w:anchor="__RefHeading___Toc1329_3839441660">
             <w:r>
               <w:rPr>
                 <w:rStyle w:val="IndexLink"/>
@@ -382,7 +382,7 @@
             </w:tabs>
             <w:rPr/>
           </w:pPr>
-          <w:hyperlink w:anchor="__RefHeading___Toc1331_1895474408">
+          <w:hyperlink w:anchor="__RefHeading___Toc1331_3839441660">
             <w:r>
               <w:rPr>
                 <w:rStyle w:val="IndexLink"/>
@@ -402,7 +402,7 @@
             </w:tabs>
             <w:rPr/>
           </w:pPr>
-          <w:hyperlink w:anchor="__RefHeading___Toc1333_1895474408">
+          <w:hyperlink w:anchor="__RefHeading___Toc1333_3839441660">
             <w:r>
               <w:rPr>
                 <w:rStyle w:val="IndexLink"/>
@@ -422,7 +422,7 @@
             </w:tabs>
             <w:rPr/>
           </w:pPr>
-          <w:hyperlink w:anchor="__RefHeading___Toc1335_1895474408">
+          <w:hyperlink w:anchor="__RefHeading___Toc1335_3839441660">
             <w:r>
               <w:rPr>
                 <w:rStyle w:val="IndexLink"/>
@@ -442,7 +442,7 @@
             </w:tabs>
             <w:rPr/>
           </w:pPr>
-          <w:hyperlink w:anchor="__RefHeading___Toc1337_1895474408">
+          <w:hyperlink w:anchor="__RefHeading___Toc1337_3839441660">
             <w:r>
               <w:rPr>
                 <w:rStyle w:val="IndexLink"/>
@@ -462,7 +462,7 @@
             </w:tabs>
             <w:rPr/>
           </w:pPr>
-          <w:hyperlink w:anchor="__RefHeading___Toc1339_1895474408">
+          <w:hyperlink w:anchor="__RefHeading___Toc1339_3839441660">
             <w:r>
               <w:rPr>
                 <w:rStyle w:val="IndexLink"/>
@@ -482,7 +482,7 @@
             </w:tabs>
             <w:rPr/>
           </w:pPr>
-          <w:hyperlink w:anchor="__RefHeading___Toc1341_1895474408">
+          <w:hyperlink w:anchor="__RefHeading___Toc1341_3839441660">
             <w:r>
               <w:rPr>
                 <w:rStyle w:val="IndexLink"/>
@@ -502,7 +502,7 @@
             </w:tabs>
             <w:rPr/>
           </w:pPr>
-          <w:hyperlink w:anchor="__RefHeading___Toc1343_1895474408">
+          <w:hyperlink w:anchor="__RefHeading___Toc1343_3839441660">
             <w:r>
               <w:rPr>
                 <w:rStyle w:val="IndexLink"/>
@@ -522,7 +522,7 @@
             </w:tabs>
             <w:rPr/>
           </w:pPr>
-          <w:hyperlink w:anchor="__RefHeading___Toc1345_1895474408">
+          <w:hyperlink w:anchor="__RefHeading___Toc1345_3839441660">
             <w:r>
               <w:rPr>
                 <w:rStyle w:val="IndexLink"/>
@@ -542,7 +542,7 @@
             </w:tabs>
             <w:rPr/>
           </w:pPr>
-          <w:hyperlink w:anchor="__RefHeading___Toc1347_1895474408">
+          <w:hyperlink w:anchor="__RefHeading___Toc1347_3839441660">
             <w:r>
               <w:rPr>
                 <w:rStyle w:val="IndexLink"/>
@@ -562,7 +562,7 @@
             </w:tabs>
             <w:rPr/>
           </w:pPr>
-          <w:hyperlink w:anchor="__RefHeading___Toc1349_1895474408">
+          <w:hyperlink w:anchor="__RefHeading___Toc1349_3839441660">
             <w:r>
               <w:rPr>
                 <w:rStyle w:val="IndexLink"/>
@@ -582,7 +582,7 @@
             </w:tabs>
             <w:rPr/>
           </w:pPr>
-          <w:hyperlink w:anchor="__RefHeading___Toc1351_1895474408">
+          <w:hyperlink w:anchor="__RefHeading___Toc1351_3839441660">
             <w:r>
               <w:rPr>
                 <w:rStyle w:val="IndexLink"/>
@@ -602,7 +602,7 @@
             </w:tabs>
             <w:rPr/>
           </w:pPr>
-          <w:hyperlink w:anchor="__RefHeading___Toc1353_1895474408">
+          <w:hyperlink w:anchor="__RefHeading___Toc1353_3839441660">
             <w:r>
               <w:rPr>
                 <w:rStyle w:val="IndexLink"/>
@@ -642,7 +642,7 @@
         <w:spacing w:lineRule="exact" w:line="240" w:before="240" w:after="120"/>
         <w:rPr/>
       </w:pPr>
-      <w:bookmarkStart w:id="0" w:name="__RefHeading___Toc1323_1895474408"/>
+      <w:bookmarkStart w:id="0" w:name="__RefHeading___Toc1323_3839441660"/>
       <w:bookmarkEnd w:id="0"/>
       <w:r>
         <w:rPr>
@@ -716,7 +716,7 @@
         <w:spacing w:lineRule="exact" w:line="240" w:before="240" w:after="120"/>
         <w:rPr/>
       </w:pPr>
-      <w:bookmarkStart w:id="1" w:name="__RefHeading___Toc1325_1895474408"/>
+      <w:bookmarkStart w:id="1" w:name="__RefHeading___Toc1325_3839441660"/>
       <w:bookmarkEnd w:id="1"/>
       <w:r>
         <w:rPr>
@@ -2030,7 +2030,7 @@
         <w:spacing w:lineRule="exact" w:line="240" w:before="240" w:after="120"/>
         <w:rPr/>
       </w:pPr>
-      <w:bookmarkStart w:id="2" w:name="__RefHeading___Toc1327_1895474408"/>
+      <w:bookmarkStart w:id="2" w:name="__RefHeading___Toc1327_3839441660"/>
       <w:bookmarkEnd w:id="2"/>
       <w:r>
         <w:rPr>
@@ -2607,7 +2607,7 @@
         <w:spacing w:lineRule="exact" w:line="240" w:before="240" w:after="120"/>
         <w:rPr/>
       </w:pPr>
-      <w:bookmarkStart w:id="3" w:name="__RefHeading___Toc1329_1895474408"/>
+      <w:bookmarkStart w:id="3" w:name="__RefHeading___Toc1329_3839441660"/>
       <w:bookmarkEnd w:id="3"/>
       <w:r>
         <w:rPr>
@@ -2645,7 +2645,7 @@
         <w:spacing w:lineRule="exact" w:line="240" w:before="240" w:after="120"/>
         <w:rPr/>
       </w:pPr>
-      <w:bookmarkStart w:id="4" w:name="__RefHeading___Toc1331_1895474408"/>
+      <w:bookmarkStart w:id="4" w:name="__RefHeading___Toc1331_3839441660"/>
       <w:bookmarkEnd w:id="4"/>
       <w:r>
         <w:rPr>
@@ -2683,7 +2683,7 @@
         <w:spacing w:lineRule="exact" w:line="240" w:before="240" w:after="120"/>
         <w:rPr/>
       </w:pPr>
-      <w:bookmarkStart w:id="5" w:name="__RefHeading___Toc1333_1895474408"/>
+      <w:bookmarkStart w:id="5" w:name="__RefHeading___Toc1333_3839441660"/>
       <w:bookmarkEnd w:id="5"/>
       <w:r>
         <w:rPr>
@@ -3530,7 +3530,7 @@
         <w:spacing w:lineRule="exact" w:line="240" w:before="240" w:after="120"/>
         <w:rPr/>
       </w:pPr>
-      <w:bookmarkStart w:id="6" w:name="__RefHeading___Toc1335_1895474408"/>
+      <w:bookmarkStart w:id="6" w:name="__RefHeading___Toc1335_3839441660"/>
       <w:bookmarkEnd w:id="6"/>
       <w:r>
         <w:rPr>
@@ -4127,7 +4127,7 @@
         <w:spacing w:lineRule="exact" w:line="240" w:before="240" w:after="120"/>
         <w:rPr/>
       </w:pPr>
-      <w:bookmarkStart w:id="7" w:name="__RefHeading___Toc1337_1895474408"/>
+      <w:bookmarkStart w:id="7" w:name="__RefHeading___Toc1337_3839441660"/>
       <w:bookmarkEnd w:id="7"/>
       <w:r>
         <w:rPr>
@@ -4742,7 +4742,7 @@
         <w:spacing w:lineRule="exact" w:line="240" w:before="240" w:after="120"/>
         <w:rPr/>
       </w:pPr>
-      <w:bookmarkStart w:id="8" w:name="__RefHeading___Toc1339_1895474408"/>
+      <w:bookmarkStart w:id="8" w:name="__RefHeading___Toc1339_3839441660"/>
       <w:bookmarkEnd w:id="8"/>
       <w:r>
         <w:rPr>
@@ -4902,7 +4902,7 @@
         <w:spacing w:lineRule="auto" w:line="240" w:before="240" w:after="60"/>
         <w:rPr/>
       </w:pPr>
-      <w:bookmarkStart w:id="9" w:name="__RefHeading___Toc1341_1895474408"/>
+      <w:bookmarkStart w:id="9" w:name="__RefHeading___Toc1341_3839441660"/>
       <w:bookmarkEnd w:id="9"/>
       <w:r>
         <w:rPr>
@@ -4932,7 +4932,7 @@
         <w:spacing w:lineRule="auto" w:line="240" w:before="180" w:after="60"/>
         <w:rPr/>
       </w:pPr>
-      <w:bookmarkStart w:id="10" w:name="__RefHeading___Toc1343_1895474408"/>
+      <w:bookmarkStart w:id="10" w:name="__RefHeading___Toc1343_3839441660"/>
       <w:bookmarkEnd w:id="10"/>
       <w:r>
         <w:rPr>
@@ -5495,7 +5495,7 @@
         <w:spacing w:lineRule="auto" w:line="240" w:before="180" w:after="60"/>
         <w:rPr/>
       </w:pPr>
-      <w:bookmarkStart w:id="11" w:name="__RefHeading___Toc1345_1895474408"/>
+      <w:bookmarkStart w:id="11" w:name="__RefHeading___Toc1345_3839441660"/>
       <w:bookmarkEnd w:id="11"/>
       <w:r>
         <w:rPr>
@@ -5559,7 +5559,7 @@
         <w:spacing w:lineRule="auto" w:line="240" w:before="180" w:after="60"/>
         <w:rPr/>
       </w:pPr>
-      <w:bookmarkStart w:id="12" w:name="__RefHeading___Toc1347_1895474408"/>
+      <w:bookmarkStart w:id="12" w:name="__RefHeading___Toc1347_3839441660"/>
       <w:bookmarkEnd w:id="12"/>
       <w:r>
         <w:rPr>
@@ -5623,7 +5623,7 @@
         <w:spacing w:lineRule="auto" w:line="240" w:before="180" w:after="60"/>
         <w:rPr/>
       </w:pPr>
-      <w:bookmarkStart w:id="13" w:name="__RefHeading___Toc1349_1895474408"/>
+      <w:bookmarkStart w:id="13" w:name="__RefHeading___Toc1349_3839441660"/>
       <w:bookmarkEnd w:id="13"/>
       <w:r>
         <w:rPr>
@@ -5667,7 +5667,7 @@
         <w:spacing w:lineRule="auto" w:line="240" w:before="180" w:after="60"/>
         <w:rPr/>
       </w:pPr>
-      <w:bookmarkStart w:id="14" w:name="__RefHeading___Toc1351_1895474408"/>
+      <w:bookmarkStart w:id="14" w:name="__RefHeading___Toc1351_3839441660"/>
       <w:bookmarkEnd w:id="14"/>
       <w:r>
         <w:rPr>
@@ -5697,7 +5697,7 @@
         <w:spacing w:lineRule="exact" w:line="240" w:before="240" w:after="120"/>
         <w:rPr/>
       </w:pPr>
-      <w:bookmarkStart w:id="15" w:name="__RefHeading___Toc1353_1895474408"/>
+      <w:bookmarkStart w:id="15" w:name="__RefHeading___Toc1353_3839441660"/>
       <w:bookmarkEnd w:id="15"/>
       <w:r>
         <w:rPr>
